--- a/testakten/insolvenzforderungsanmeldungspruefung-phoenix-solar/05_anmeldung_bank_darlehen_sicherheit.docx
+++ b/testakten/insolvenzforderungsanmeldungspruefung-phoenix-solar/05_anmeldung_bank_darlehen_sicherheit.docx
@@ -5,58 +5,88 @@
     <w:p>
       <w:pPr>
         <w:pStyle w:val="Heading1"/>
+        <w:spacing w:after="160" w:line="259" w:lineRule="auto"/>
       </w:pPr>
       <w:r>
         <w:rPr>
           <w:rFonts w:ascii="Times New Roman" w:hAnsi="Times New Roman"/>
+          <w:b/>
+          <w:sz w:val="28"/>
         </w:rPr>
         <w:t>Forderungsanmeldung – Havelbank AG (Darlehen mit Sicherheit)</w:t>
       </w:r>
     </w:p>
     <w:p>
       <w:pPr>
+        <w:spacing w:before="120" w:after="60" w:line="259" w:lineRule="auto"/>
         <w:jc w:val="left"/>
       </w:pPr>
       <w:r>
         <w:rPr>
-          <w:b/>
+          <w:rFonts w:ascii="Times New Roman" w:hAnsi="Times New Roman"/>
+          <w:b w:val="0"/>
+          <w:i w:val="0"/>
+          <w:sz w:val="22"/>
         </w:rPr>
         <w:t>Aktenzeichen:</w:t>
       </w:r>
       <w:r>
+        <w:rPr>
+          <w:rFonts w:ascii="Times New Roman" w:hAnsi="Times New Roman"/>
+          <w:b w:val="0"/>
+          <w:i w:val="0"/>
+          <w:sz w:val="22"/>
+        </w:rPr>
         <w:t xml:space="preserve"> 35 IN 417/26</w:t>
       </w:r>
     </w:p>
     <w:p>
       <w:pPr>
+        <w:spacing w:before="120" w:after="60" w:line="259" w:lineRule="auto"/>
         <w:jc w:val="left"/>
       </w:pPr>
       <w:r>
         <w:rPr>
+          <w:rFonts w:ascii="Times New Roman" w:hAnsi="Times New Roman"/>
           <w:b/>
+          <w:sz w:val="22"/>
         </w:rPr>
         <w:t>Gläubiger-ID (intern):</w:t>
       </w:r>
       <w:r>
+        <w:rPr>
+          <w:rFonts w:ascii="Times New Roman" w:hAnsi="Times New Roman"/>
+          <w:b/>
+          <w:sz w:val="22"/>
+        </w:rPr>
         <w:t xml:space="preserve"> G002</w:t>
       </w:r>
     </w:p>
     <w:p>
       <w:pPr>
+        <w:spacing w:before="120" w:after="60" w:line="259" w:lineRule="auto"/>
         <w:jc w:val="left"/>
       </w:pPr>
       <w:r>
         <w:rPr>
+          <w:rFonts w:ascii="Times New Roman" w:hAnsi="Times New Roman"/>
           <w:b/>
+          <w:sz w:val="22"/>
         </w:rPr>
         <w:t>Eingang:</w:t>
       </w:r>
       <w:r>
+        <w:rPr>
+          <w:rFonts w:ascii="Times New Roman" w:hAnsi="Times New Roman"/>
+          <w:b/>
+          <w:sz w:val="22"/>
+        </w:rPr>
         <w:t xml:space="preserve"> 5. Mai 2026</w:t>
       </w:r>
     </w:p>
     <w:p>
       <w:pPr>
+        <w:spacing w:line="259" w:lineRule="auto" w:after="60"/>
         <w:jc w:val="left"/>
       </w:pPr>
       <w:r>
@@ -69,14 +99,21 @@
         <w:t xml:space="preserve"> Insolvenzforderung mit Absonderungsrecht gemäß §§ 38, 50/51 InsO (Sicherungsübereignung)</w:t>
       </w:r>
     </w:p>
-    <w:p/>
+    <w:p>
+      <w:pPr>
+        <w:spacing w:line="259" w:lineRule="auto" w:after="60"/>
+      </w:pPr>
+    </w:p>
     <w:p>
       <w:pPr>
         <w:pStyle w:val="Heading2"/>
+        <w:spacing w:before="120" w:after="60" w:line="259" w:lineRule="auto"/>
       </w:pPr>
       <w:r>
         <w:rPr>
           <w:rFonts w:ascii="Times New Roman" w:hAnsi="Times New Roman"/>
+          <w:b/>
+          <w:sz w:val="22"/>
         </w:rPr>
         <w:t>Rubrum</w:t>
       </w:r>
@@ -341,10 +378,15 @@
         </w:tc>
       </w:tr>
     </w:tbl>
-    <w:p/>
+    <w:p>
+      <w:pPr>
+        <w:spacing w:line="259" w:lineRule="auto" w:after="60"/>
+      </w:pPr>
+    </w:p>
     <w:p>
       <w:pPr>
         <w:pStyle w:val="Heading2"/>
+        <w:spacing w:line="259" w:lineRule="auto" w:after="60"/>
       </w:pPr>
       <w:r>
         <w:rPr>
@@ -356,6 +398,7 @@
     <w:p>
       <w:pPr>
         <w:pStyle w:val="Heading3"/>
+        <w:spacing w:line="259" w:lineRule="auto" w:after="60"/>
       </w:pPr>
       <w:r>
         <w:rPr>
@@ -502,6 +545,7 @@
     <w:p>
       <w:pPr>
         <w:pStyle w:val="Heading3"/>
+        <w:spacing w:line="259" w:lineRule="auto" w:after="60"/>
       </w:pPr>
       <w:r>
         <w:rPr>
@@ -747,6 +791,7 @@
     </w:tbl>
     <w:p>
       <w:pPr>
+        <w:spacing w:line="259" w:lineRule="auto" w:after="60"/>
         <w:jc w:val="left"/>
       </w:pPr>
       <w:r>
@@ -759,6 +804,7 @@
     <w:p>
       <w:pPr>
         <w:pStyle w:val="Heading3"/>
+        <w:spacing w:line="259" w:lineRule="auto" w:after="60"/>
       </w:pPr>
       <w:r>
         <w:rPr>
@@ -904,6 +950,7 @@
     </w:tbl>
     <w:p>
       <w:pPr>
+        <w:spacing w:line="259" w:lineRule="auto" w:after="60"/>
         <w:jc w:val="left"/>
       </w:pPr>
       <w:r>
@@ -922,10 +969,15 @@
         <w:t>153.682,50 EUR</w:t>
       </w:r>
     </w:p>
-    <w:p/>
+    <w:p>
+      <w:pPr>
+        <w:spacing w:line="259" w:lineRule="auto" w:after="60"/>
+      </w:pPr>
+    </w:p>
     <w:p>
       <w:pPr>
         <w:pStyle w:val="Heading2"/>
+        <w:spacing w:line="259" w:lineRule="auto" w:after="60"/>
       </w:pPr>
       <w:r>
         <w:rPr>
@@ -937,6 +989,7 @@
     <w:p>
       <w:pPr>
         <w:pStyle w:val="Heading3"/>
+        <w:spacing w:line="259" w:lineRule="auto" w:after="60"/>
       </w:pPr>
       <w:r>
         <w:rPr>
@@ -947,6 +1000,7 @@
     </w:p>
     <w:p>
       <w:pPr>
+        <w:spacing w:line="259" w:lineRule="auto" w:after="60"/>
         <w:jc w:val="left"/>
       </w:pPr>
       <w:r>
@@ -964,6 +1018,7 @@
     </w:p>
     <w:p>
       <w:pPr>
+        <w:spacing w:line="259" w:lineRule="auto" w:after="60"/>
         <w:jc w:val="left"/>
       </w:pPr>
       <w:r>
@@ -973,6 +1028,7 @@
     <w:p>
       <w:pPr>
         <w:pStyle w:val="Heading3"/>
+        <w:spacing w:line="259" w:lineRule="auto" w:after="60"/>
       </w:pPr>
       <w:r>
         <w:rPr>
@@ -983,16 +1039,22 @@
     </w:p>
     <w:p>
       <w:pPr>
+        <w:spacing w:line="259" w:lineRule="auto" w:after="60"/>
         <w:jc w:val="left"/>
       </w:pPr>
       <w:r>
         <w:t>Das Darlehen diente ausweislich des Darlehensvertrags dem Zweck der Finanzierung von Betriebsmitteln (Warenlager, Werkzeuge, Fahrzeuge) sowie der Überbrückung saisonaler Liquiditätsschwankungen. Eine Zweckkontrolle wurde zuletzt bei der Jahresabschlussvorlage 2024 durchgeführt.</w:t>
       </w:r>
     </w:p>
-    <w:p/>
+    <w:p>
+      <w:pPr>
+        <w:spacing w:line="259" w:lineRule="auto" w:after="60"/>
+      </w:pPr>
+    </w:p>
     <w:p>
       <w:pPr>
         <w:pStyle w:val="Heading2"/>
+        <w:spacing w:line="259" w:lineRule="auto" w:after="60"/>
       </w:pPr>
       <w:r>
         <w:rPr>
@@ -1003,6 +1065,7 @@
     </w:p>
     <w:p>
       <w:pPr>
+        <w:spacing w:line="259" w:lineRule="auto" w:after="60"/>
         <w:jc w:val="left"/>
       </w:pPr>
       <w:r>
@@ -1284,6 +1347,7 @@
     </w:tbl>
     <w:p>
       <w:pPr>
+        <w:spacing w:line="259" w:lineRule="auto" w:after="60"/>
         <w:jc w:val="left"/>
       </w:pPr>
       <w:r>
@@ -1299,6 +1363,7 @@
     <w:p>
       <w:pPr>
         <w:pStyle w:val="ListNumber"/>
+        <w:spacing w:line="259" w:lineRule="auto" w:after="60"/>
       </w:pPr>
       <w:r>
         <w:t>Ein aktueller Marktwert der Fahrzeuge (z. B. Händlerangebot, DAT-Bewertung oder KFZ-Sachverständigeneinschätzung),</w:t>
@@ -1307,6 +1372,7 @@
     <w:p>
       <w:pPr>
         <w:pStyle w:val="ListNumber"/>
+        <w:spacing w:line="259" w:lineRule="auto" w:after="60"/>
       </w:pPr>
       <w:r>
         <w:t>Eine Bestandsaufnahme des Lagerbestands durch den Insolvenzverwalter oder einen Sachverständigen,</w:t>
@@ -1315,6 +1381,7 @@
     <w:p>
       <w:pPr>
         <w:pStyle w:val="ListNumber"/>
+        <w:spacing w:line="259" w:lineRule="auto" w:after="60"/>
       </w:pPr>
       <w:r>
         <w:t>Eine Schätzung des voraussichtlichen Verwertungserlöses aus der Sicherungsübereignung.</w:t>
@@ -1322,6 +1389,7 @@
     </w:p>
     <w:p>
       <w:pPr>
+        <w:spacing w:line="259" w:lineRule="auto" w:after="60"/>
         <w:jc w:val="left"/>
       </w:pPr>
       <w:r>
@@ -1337,10 +1405,15 @@
         <w:t xml:space="preserve"> (§ 52 InsO) nicht bezifferbar. Gemäß § 174 Abs. 1 Satz 2 InsO ist die Angabe des Ausfalls jedoch Voraussetzung für die Feststellung der Forderung als einfache Insolvenzforderung. Der Insolvenzverwalter hat ein Nachforderungsschreiben veranlasst (Dokument 13).</w:t>
       </w:r>
     </w:p>
-    <w:p/>
+    <w:p>
+      <w:pPr>
+        <w:spacing w:line="259" w:lineRule="auto" w:after="60"/>
+      </w:pPr>
+    </w:p>
     <w:p>
       <w:pPr>
         <w:pStyle w:val="Heading2"/>
+        <w:spacing w:line="259" w:lineRule="auto" w:after="60"/>
       </w:pPr>
       <w:r>
         <w:rPr>
@@ -1351,16 +1424,22 @@
     </w:p>
     <w:p>
       <w:pPr>
+        <w:spacing w:line="259" w:lineRule="auto" w:after="60"/>
         <w:jc w:val="left"/>
       </w:pPr>
       <w:r>
         <w:t>Die Havelbank AG macht ihr Absonderungsrecht (§ 51 Nr. 1 InsO – Sicherungsübereignung) geltend. Die Insolvenzforderung ist nach § 38 InsO als einfache Forderung einzustufen, soweit der Sicherungserlös die Forderung nicht deckt (Ausfall). Bis zur Klärung des Ausfalls wird die Forderung in der Tabelle vorläufig zurückgestellt.</w:t>
       </w:r>
     </w:p>
-    <w:p/>
+    <w:p>
+      <w:pPr>
+        <w:spacing w:line="259" w:lineRule="auto" w:after="60"/>
+      </w:pPr>
+    </w:p>
     <w:p>
       <w:pPr>
         <w:pStyle w:val="Heading2"/>
+        <w:spacing w:line="259" w:lineRule="auto" w:after="60"/>
       </w:pPr>
       <w:r>
         <w:rPr>
@@ -1372,6 +1451,7 @@
     <w:p>
       <w:pPr>
         <w:pStyle w:val="Heading3"/>
+        <w:spacing w:line="259" w:lineRule="auto" w:after="60"/>
       </w:pPr>
       <w:r>
         <w:rPr>
@@ -1382,6 +1462,7 @@
     </w:p>
     <w:p>
       <w:pPr>
+        <w:spacing w:line="259" w:lineRule="auto" w:after="60"/>
         <w:jc w:val="left"/>
       </w:pPr>
       <w:r>
@@ -1391,6 +1472,7 @@
     <w:p>
       <w:pPr>
         <w:pStyle w:val="ListBullet"/>
+        <w:spacing w:line="259" w:lineRule="auto" w:after="60"/>
       </w:pPr>
       <w:r>
         <w:rPr>
@@ -1405,6 +1487,7 @@
     <w:p>
       <w:pPr>
         <w:pStyle w:val="ListBullet"/>
+        <w:spacing w:line="259" w:lineRule="auto" w:after="60"/>
       </w:pPr>
       <w:r>
         <w:rPr>
@@ -1418,6 +1501,7 @@
     </w:p>
     <w:p>
       <w:pPr>
+        <w:spacing w:line="259" w:lineRule="auto" w:after="60"/>
         <w:jc w:val="left"/>
       </w:pPr>
       <w:r>
@@ -1426,6 +1510,7 @@
     </w:p>
     <w:p>
       <w:pPr>
+        <w:spacing w:line="259" w:lineRule="auto" w:after="60"/>
         <w:jc w:val="left"/>
       </w:pPr>
       <w:r>
@@ -1435,6 +1520,7 @@
     <w:p>
       <w:pPr>
         <w:pStyle w:val="Heading3"/>
+        <w:spacing w:line="259" w:lineRule="auto" w:after="60"/>
       </w:pPr>
       <w:r>
         <w:rPr>
@@ -1696,6 +1782,7 @@
     </w:tbl>
     <w:p>
       <w:pPr>
+        <w:spacing w:line="259" w:lineRule="auto" w:after="60"/>
         <w:jc w:val="left"/>
       </w:pPr>
       <w:r>
@@ -1711,10 +1798,15 @@
         <w:t>. Im Prüfungstermin am 25. Juni 2026 kann kein Feststellungsbeschluss ergehen.</w:t>
       </w:r>
     </w:p>
-    <w:p/>
+    <w:p>
+      <w:pPr>
+        <w:spacing w:line="259" w:lineRule="auto" w:after="60"/>
+      </w:pPr>
+    </w:p>
     <w:p>
       <w:pPr>
         <w:pStyle w:val="Heading2"/>
+        <w:spacing w:line="259" w:lineRule="auto" w:after="60"/>
       </w:pPr>
       <w:r>
         <w:rPr>
@@ -1726,6 +1818,7 @@
     <w:p>
       <w:pPr>
         <w:pStyle w:val="ListNumber"/>
+        <w:spacing w:line="259" w:lineRule="auto" w:after="60"/>
       </w:pPr>
       <w:r>
         <w:t>Nachforderungsschreiben an Havelbank AG (Anlage: Dokument 13).</w:t>
@@ -1734,6 +1827,7 @@
     <w:p>
       <w:pPr>
         <w:pStyle w:val="ListNumber"/>
+        <w:spacing w:line="259" w:lineRule="auto" w:after="60"/>
       </w:pPr>
       <w:r>
         <w:t>Der Insolvenzverwalter beauftragt einen KFZ-Sachverständigen zur Bewertung der Montagefahrzeuge und der Hubarbeitsbühne.</w:t>
@@ -1742,6 +1836,7 @@
     <w:p>
       <w:pPr>
         <w:pStyle w:val="ListNumber"/>
+        <w:spacing w:line="259" w:lineRule="auto" w:after="60"/>
       </w:pPr>
       <w:r>
         <w:t>Der Insolvenzverwalter führt eine Lagerbestandsaufnahme durch (geplant: 12. Juni 2026).</w:t>
@@ -1750,15 +1845,21 @@
     <w:p>
       <w:pPr>
         <w:pStyle w:val="ListNumber"/>
+        <w:spacing w:line="259" w:lineRule="auto" w:after="60"/>
       </w:pPr>
       <w:r>
         <w:t>Nach Vorlage der Bewertung: Berechnung Verwertungsausfall und Feststellung als § 38-Forderung in Höhe des Ausfalls.</w:t>
       </w:r>
     </w:p>
-    <w:p/>
+    <w:p>
+      <w:pPr>
+        <w:spacing w:line="259" w:lineRule="auto" w:after="60"/>
+      </w:pPr>
+    </w:p>
     <w:p>
       <w:pPr>
         <w:pStyle w:val="Heading2"/>
+        <w:spacing w:line="259" w:lineRule="auto" w:after="60"/>
       </w:pPr>
       <w:r>
         <w:rPr>
@@ -1770,6 +1871,7 @@
     <w:p>
       <w:pPr>
         <w:pStyle w:val="ListBullet"/>
+        <w:spacing w:line="259" w:lineRule="auto" w:after="60"/>
       </w:pPr>
       <w:r>
         <w:rPr>
@@ -1784,6 +1886,7 @@
     <w:p>
       <w:pPr>
         <w:pStyle w:val="ListBullet"/>
+        <w:spacing w:line="259" w:lineRule="auto" w:after="60"/>
       </w:pPr>
       <w:r>
         <w:rPr>
@@ -1798,6 +1901,7 @@
     <w:p>
       <w:pPr>
         <w:pStyle w:val="ListBullet"/>
+        <w:spacing w:line="259" w:lineRule="auto" w:after="60"/>
       </w:pPr>
       <w:r>
         <w:rPr>
@@ -1812,6 +1916,7 @@
     <w:p>
       <w:pPr>
         <w:pStyle w:val="ListBullet"/>
+        <w:spacing w:line="259" w:lineRule="auto" w:after="60"/>
       </w:pPr>
       <w:r>
         <w:rPr>
@@ -1826,6 +1931,7 @@
     <w:p>
       <w:pPr>
         <w:pStyle w:val="ListBullet"/>
+        <w:spacing w:line="259" w:lineRule="auto" w:after="60"/>
       </w:pPr>
       <w:r>
         <w:rPr>
@@ -1840,6 +1946,7 @@
     <w:p>
       <w:pPr>
         <w:pStyle w:val="ListBullet"/>
+        <w:spacing w:line="259" w:lineRule="auto" w:after="60"/>
       </w:pPr>
       <w:r>
         <w:rPr>
@@ -1854,6 +1961,7 @@
     <w:p>
       <w:pPr>
         <w:pStyle w:val="ListBullet"/>
+        <w:spacing w:line="259" w:lineRule="auto" w:after="60"/>
       </w:pPr>
       <w:r>
         <w:rPr>
@@ -1866,13 +1974,58 @@
       </w:r>
     </w:p>
     <w:sectPr>
+      <w:headerReference w:type="default" r:id="rId9"/>
+      <w:footerReference w:type="default" r:id="rId10"/>
       <w:pgSz w:w="11906" w:h="16838"/>
-      <w:pgMar w:top="1417" w:right="1417" w:bottom="1417" w:left="1417" w:header="720" w:footer="720" w:gutter="0"/>
+      <w:pgMar w:top="1191" w:right="1247" w:bottom="1134" w:left="1361" w:header="720" w:footer="720" w:gutter="0"/>
       <w:cols w:space="720"/>
       <w:docGrid w:linePitch="360"/>
     </w:sectPr>
   </w:body>
 </w:document>
+</file>
+
+<file path=word/footer1.xml><?xml version="1.0" encoding="utf-8"?>
+<w:ftr xmlns:m="http://schemas.openxmlformats.org/officeDocument/2006/math" xmlns:mc="http://schemas.openxmlformats.org/markup-compatibility/2006" xmlns:mo="http://schemas.microsoft.com/office/mac/office/2008/main" xmlns:mv="urn:schemas-microsoft-com:mac:vml" xmlns:o="urn:schemas-microsoft-com:office:office" xmlns:r="http://schemas.openxmlformats.org/officeDocument/2006/relationships" xmlns:v="urn:schemas-microsoft-com:vml" xmlns:w10="urn:schemas-microsoft-com:office:word" xmlns:w14="http://schemas.microsoft.com/office/word/2010/wordml" xmlns:w="http://schemas.openxmlformats.org/wordprocessingml/2006/main" xmlns:wne="http://schemas.microsoft.com/office/word/2006/wordml" xmlns:wp14="http://schemas.microsoft.com/office/word/2010/wordprocessingDrawing" xmlns:wp="http://schemas.openxmlformats.org/drawingml/2006/wordprocessingDrawing" xmlns:wpc="http://schemas.microsoft.com/office/word/2010/wordprocessingCanvas" xmlns:wpg="http://schemas.microsoft.com/office/word/2010/wordprocessingGroup" xmlns:wpi="http://schemas.microsoft.com/office/word/2010/wordprocessingInk" xmlns:wps="http://schemas.microsoft.com/office/word/2010/wordprocessingShape" mc:Ignorable="w14 wp14">
+  <w:p>
+    <w:pPr>
+      <w:pStyle w:val="Footer"/>
+      <w:jc w:val="left"/>
+    </w:pPr>
+    <w:r/>
+    <w:r>
+      <w:rPr>
+        <w:rFonts w:ascii="Times New Roman" w:hAnsi="Times New Roman"/>
+        <w:b w:val="0"/>
+        <w:color w:val="777777"/>
+        <w:sz w:val="17"/>
+      </w:rPr>
+      <w:t>Vertraulich | Bearbeitungsstand Juli 2026 | nur zur Aktenbearbeitung</w:t>
+    </w:r>
+  </w:p>
+</w:ftr>
+</file>
+
+<file path=word/header1.xml><?xml version="1.0" encoding="utf-8"?>
+<w:hdr xmlns:m="http://schemas.openxmlformats.org/officeDocument/2006/math" xmlns:mc="http://schemas.openxmlformats.org/markup-compatibility/2006" xmlns:mo="http://schemas.microsoft.com/office/mac/office/2008/main" xmlns:mv="urn:schemas-microsoft-com:mac:vml" xmlns:o="urn:schemas-microsoft-com:office:office" xmlns:r="http://schemas.openxmlformats.org/officeDocument/2006/relationships" xmlns:v="urn:schemas-microsoft-com:vml" xmlns:w10="urn:schemas-microsoft-com:office:word" xmlns:w14="http://schemas.microsoft.com/office/word/2010/wordml" xmlns:w="http://schemas.openxmlformats.org/wordprocessingml/2006/main" xmlns:wne="http://schemas.microsoft.com/office/word/2006/wordml" xmlns:wp14="http://schemas.microsoft.com/office/word/2010/wordprocessingDrawing" xmlns:wp="http://schemas.openxmlformats.org/drawingml/2006/wordprocessingDrawing" xmlns:wpc="http://schemas.microsoft.com/office/word/2010/wordprocessingCanvas" xmlns:wpg="http://schemas.microsoft.com/office/word/2010/wordprocessingGroup" xmlns:wpi="http://schemas.microsoft.com/office/word/2010/wordprocessingInk" xmlns:wps="http://schemas.microsoft.com/office/word/2010/wordprocessingShape" mc:Ignorable="w14 wp14">
+  <w:p>
+    <w:pPr>
+      <w:pStyle w:val="Header"/>
+      <w:jc w:val="left"/>
+    </w:pPr>
+    <w:r/>
+    <w:r>
+      <w:rPr>
+        <w:rFonts w:ascii="Times New Roman" w:hAnsi="Times New Roman"/>
+        <w:b w:val="0"/>
+        <w:i w:val="0"/>
+        <w:color w:val="666666"/>
+        <w:sz w:val="17"/>
+      </w:rPr>
+      <w:t>Lindenhof und Partner mbB | Insolvenz- und Restrukturierungsakte | Bearbeitungsstand Juli 2026</w:t>
+    </w:r>
+  </w:p>
+</w:hdr>
 </file>
 
 <file path=word/numbering.xml><?xml version="1.0" encoding="utf-8"?>
@@ -2589,11 +2742,12 @@
       <w:contextualSpacing/>
     </w:pPr>
     <w:rPr>
-      <w:rFonts w:asciiTheme="majorHAnsi" w:eastAsiaTheme="majorEastAsia" w:hAnsiTheme="majorHAnsi" w:cstheme="majorBidi"/>
+      <w:rFonts w:asciiTheme="majorHAnsi" w:eastAsiaTheme="majorEastAsia" w:hAnsiTheme="majorHAnsi" w:cstheme="majorBidi" w:ascii="Times New Roman" w:hAnsi="Times New Roman"/>
+      <w:b/>
       <w:color w:val="17365D" w:themeColor="text2" w:themeShade="BF"/>
       <w:spacing w:val="5"/>
       <w:kern w:val="28"/>
-      <w:sz w:val="52"/>
+      <w:sz w:val="30"/>
       <w:szCs w:val="52"/>
     </w:rPr>
   </w:style>
